--- a/00-首页/题组Word/第一轮·竞赛教材版/第一轮原理-9-方程式与离子反应-教师版.docx
+++ b/00-首页/题组Word/第一轮·竞赛教材版/第一轮原理-9-方程式与离子反应-教师版.docx
@@ -3456,119 +3456,6 @@
     </w:p>
     <w:p>
       <w:pPr>
-        <w:pStyle w:val="BlockText"/>
-      </w:pPr>
-      <w:r>
-        <w:rPr>
-          <w:rFonts w:hint="eastAsia" w:ascii="Times New Roman" w:hAnsi="Times New Roman" w:eastAsia="FangSong" w:cs="Times New Roman"/>
-        </w:rPr>
-        <w:t xml:space="preserve">答案见</w:t>
-      </w:r>
-      <w:r>
-        <w:rPr>
-          <w:rFonts w:ascii="Times New Roman" w:hAnsi="Times New Roman" w:eastAsia="Times New Roman" w:cs="Times New Roman"/>
-        </w:rPr>
-        <w:t xml:space="preserve"> </w:t>
-      </w:r>
-      <w:r>
-        <w:rPr>
-          <w:rFonts w:hint="eastAsia" w:ascii="Times New Roman" w:hAnsi="Times New Roman" w:eastAsia="Times New Roman" w:cs="Times New Roman"/>
-        </w:rPr>
-        <w:t>04-</w:t>
-      </w:r>
-      <w:r>
-        <w:rPr>
-          <w:rFonts w:hint="eastAsia" w:ascii="Times New Roman" w:hAnsi="Times New Roman" w:eastAsia="FangSong" w:cs="Times New Roman"/>
-        </w:rPr>
-        <w:t>题库</w:t>
-      </w:r>
-      <w:r>
-        <w:rPr>
-          <w:rFonts w:hint="eastAsia" w:ascii="Times New Roman" w:hAnsi="Times New Roman" w:eastAsia="Times New Roman" w:cs="Times New Roman"/>
-        </w:rPr>
-        <w:t>/</w:t>
-      </w:r>
-      <w:r>
-        <w:rPr>
-          <w:rFonts w:hint="eastAsia" w:ascii="Times New Roman" w:hAnsi="Times New Roman" w:eastAsia="FangSong" w:cs="Times New Roman"/>
-        </w:rPr>
-        <w:t>教材习题</w:t>
-      </w:r>
-      <w:r>
-        <w:rPr>
-          <w:rFonts w:hint="eastAsia" w:ascii="Times New Roman" w:hAnsi="Times New Roman" w:eastAsia="Times New Roman" w:cs="Times New Roman"/>
-        </w:rPr>
-        <w:t>/</w:t>
-      </w:r>
-      <w:r>
-        <w:rPr>
-          <w:rFonts w:hint="eastAsia" w:ascii="Times New Roman" w:hAnsi="Times New Roman" w:eastAsia="FangSong" w:cs="Times New Roman"/>
-        </w:rPr>
-        <w:t>化学竞赛初赛讲义</w:t>
-      </w:r>
-      <w:r>
-        <w:rPr>
-          <w:rFonts w:hint="eastAsia" w:ascii="Times New Roman" w:hAnsi="Times New Roman" w:eastAsia="Times New Roman" w:cs="Times New Roman"/>
-        </w:rPr>
-        <w:t>/</w:t>
-      </w:r>
-      <w:r>
-        <w:rPr>
-          <w:rFonts w:hint="eastAsia" w:ascii="Times New Roman" w:hAnsi="Times New Roman" w:eastAsia="FangSong" w:cs="Times New Roman"/>
-        </w:rPr>
-        <w:t>答案</w:t>
-      </w:r>
-      <w:r>
-        <w:rPr>
-          <w:rFonts w:hint="eastAsia" w:ascii="Times New Roman" w:hAnsi="Times New Roman" w:eastAsia="Times New Roman" w:cs="Times New Roman"/>
-        </w:rPr>
-        <w:t>/</w:t>
-      </w:r>
-      <w:r>
-        <w:rPr>
-          <w:rFonts w:hint="eastAsia" w:ascii="Times New Roman" w:hAnsi="Times New Roman" w:eastAsia="FangSong" w:cs="Times New Roman"/>
-        </w:rPr>
-        <w:t>第</w:t>
-      </w:r>
-      <w:r>
-        <w:rPr>
-          <w:rFonts w:hint="eastAsia" w:ascii="Times New Roman" w:hAnsi="Times New Roman" w:eastAsia="Times New Roman" w:cs="Times New Roman"/>
-        </w:rPr>
-        <w:t>1</w:t>
-      </w:r>
-      <w:r>
-        <w:rPr>
-          <w:rFonts w:hint="eastAsia" w:ascii="Times New Roman" w:hAnsi="Times New Roman" w:eastAsia="FangSong" w:cs="Times New Roman"/>
-        </w:rPr>
-        <w:t>讲</w:t>
-      </w:r>
-      <w:r>
-        <w:rPr>
-          <w:rFonts w:hint="eastAsia" w:ascii="Times New Roman" w:hAnsi="Times New Roman" w:eastAsia="Times New Roman" w:cs="Times New Roman"/>
-        </w:rPr>
-        <w:t>-</w:t>
-      </w:r>
-      <w:r>
-        <w:rPr>
-          <w:rFonts w:hint="eastAsia" w:ascii="Times New Roman" w:hAnsi="Times New Roman" w:eastAsia="FangSong" w:cs="Times New Roman"/>
-        </w:rPr>
-        <w:t>反应方程式</w:t>
-      </w:r>
-      <w:r>
-        <w:rPr>
-          <w:rFonts w:hint="eastAsia" w:ascii="Times New Roman" w:hAnsi="Times New Roman" w:eastAsia="Times New Roman" w:cs="Times New Roman"/>
-        </w:rPr>
-        <w:t>-</w:t>
-      </w:r>
-      <w:r>
-        <w:rPr>
-          <w:rFonts w:hint="eastAsia" w:ascii="Times New Roman" w:hAnsi="Times New Roman" w:eastAsia="FangSong" w:cs="Times New Roman"/>
-        </w:rPr>
-        <w:t>答案</w:t>
-      </w:r>
-    </w:p>
-    <w:p>
-      <w:pPr>
         <w:spacing w:before="160" w:after="80"/>
       </w:pPr>
       <w:r>
@@ -4182,119 +4069,6 @@
     </w:p>
     <w:p>
       <w:pPr>
-        <w:pStyle w:val="BlockText"/>
-      </w:pPr>
-      <w:r>
-        <w:rPr>
-          <w:rFonts w:hint="eastAsia" w:ascii="Times New Roman" w:hAnsi="Times New Roman" w:eastAsia="FangSong" w:cs="Times New Roman"/>
-        </w:rPr>
-        <w:t xml:space="preserve">答案见</w:t>
-      </w:r>
-      <w:r>
-        <w:rPr>
-          <w:rFonts w:ascii="Times New Roman" w:hAnsi="Times New Roman" w:eastAsia="Times New Roman" w:cs="Times New Roman"/>
-        </w:rPr>
-        <w:t xml:space="preserve"> </w:t>
-      </w:r>
-      <w:r>
-        <w:rPr>
-          <w:rFonts w:hint="eastAsia" w:ascii="Times New Roman" w:hAnsi="Times New Roman" w:eastAsia="Times New Roman" w:cs="Times New Roman"/>
-        </w:rPr>
-        <w:t>04-</w:t>
-      </w:r>
-      <w:r>
-        <w:rPr>
-          <w:rFonts w:hint="eastAsia" w:ascii="Times New Roman" w:hAnsi="Times New Roman" w:eastAsia="FangSong" w:cs="Times New Roman"/>
-        </w:rPr>
-        <w:t>题库</w:t>
-      </w:r>
-      <w:r>
-        <w:rPr>
-          <w:rFonts w:hint="eastAsia" w:ascii="Times New Roman" w:hAnsi="Times New Roman" w:eastAsia="Times New Roman" w:cs="Times New Roman"/>
-        </w:rPr>
-        <w:t>/</w:t>
-      </w:r>
-      <w:r>
-        <w:rPr>
-          <w:rFonts w:hint="eastAsia" w:ascii="Times New Roman" w:hAnsi="Times New Roman" w:eastAsia="FangSong" w:cs="Times New Roman"/>
-        </w:rPr>
-        <w:t>教材习题</w:t>
-      </w:r>
-      <w:r>
-        <w:rPr>
-          <w:rFonts w:hint="eastAsia" w:ascii="Times New Roman" w:hAnsi="Times New Roman" w:eastAsia="Times New Roman" w:cs="Times New Roman"/>
-        </w:rPr>
-        <w:t>/</w:t>
-      </w:r>
-      <w:r>
-        <w:rPr>
-          <w:rFonts w:hint="eastAsia" w:ascii="Times New Roman" w:hAnsi="Times New Roman" w:eastAsia="FangSong" w:cs="Times New Roman"/>
-        </w:rPr>
-        <w:t>化学竞赛初赛讲义</w:t>
-      </w:r>
-      <w:r>
-        <w:rPr>
-          <w:rFonts w:hint="eastAsia" w:ascii="Times New Roman" w:hAnsi="Times New Roman" w:eastAsia="Times New Roman" w:cs="Times New Roman"/>
-        </w:rPr>
-        <w:t>/</w:t>
-      </w:r>
-      <w:r>
-        <w:rPr>
-          <w:rFonts w:hint="eastAsia" w:ascii="Times New Roman" w:hAnsi="Times New Roman" w:eastAsia="FangSong" w:cs="Times New Roman"/>
-        </w:rPr>
-        <w:t>答案</w:t>
-      </w:r>
-      <w:r>
-        <w:rPr>
-          <w:rFonts w:hint="eastAsia" w:ascii="Times New Roman" w:hAnsi="Times New Roman" w:eastAsia="Times New Roman" w:cs="Times New Roman"/>
-        </w:rPr>
-        <w:t>/</w:t>
-      </w:r>
-      <w:r>
-        <w:rPr>
-          <w:rFonts w:hint="eastAsia" w:ascii="Times New Roman" w:hAnsi="Times New Roman" w:eastAsia="FangSong" w:cs="Times New Roman"/>
-        </w:rPr>
-        <w:t>第</w:t>
-      </w:r>
-      <w:r>
-        <w:rPr>
-          <w:rFonts w:hint="eastAsia" w:ascii="Times New Roman" w:hAnsi="Times New Roman" w:eastAsia="Times New Roman" w:cs="Times New Roman"/>
-        </w:rPr>
-        <w:t>1</w:t>
-      </w:r>
-      <w:r>
-        <w:rPr>
-          <w:rFonts w:hint="eastAsia" w:ascii="Times New Roman" w:hAnsi="Times New Roman" w:eastAsia="FangSong" w:cs="Times New Roman"/>
-        </w:rPr>
-        <w:t>讲</w:t>
-      </w:r>
-      <w:r>
-        <w:rPr>
-          <w:rFonts w:hint="eastAsia" w:ascii="Times New Roman" w:hAnsi="Times New Roman" w:eastAsia="Times New Roman" w:cs="Times New Roman"/>
-        </w:rPr>
-        <w:t>-</w:t>
-      </w:r>
-      <w:r>
-        <w:rPr>
-          <w:rFonts w:hint="eastAsia" w:ascii="Times New Roman" w:hAnsi="Times New Roman" w:eastAsia="FangSong" w:cs="Times New Roman"/>
-        </w:rPr>
-        <w:t>反应方程式</w:t>
-      </w:r>
-      <w:r>
-        <w:rPr>
-          <w:rFonts w:hint="eastAsia" w:ascii="Times New Roman" w:hAnsi="Times New Roman" w:eastAsia="Times New Roman" w:cs="Times New Roman"/>
-        </w:rPr>
-        <w:t>-</w:t>
-      </w:r>
-      <w:r>
-        <w:rPr>
-          <w:rFonts w:hint="eastAsia" w:ascii="Times New Roman" w:hAnsi="Times New Roman" w:eastAsia="FangSong" w:cs="Times New Roman"/>
-        </w:rPr>
-        <w:t>答案</w:t>
-      </w:r>
-    </w:p>
-    <w:p>
-      <w:pPr>
         <w:spacing w:before="160" w:after="80"/>
       </w:pPr>
       <w:r>
@@ -5840,119 +5614,6 @@
     </w:p>
     <w:p>
       <w:pPr>
-        <w:pStyle w:val="BlockText"/>
-      </w:pPr>
-      <w:r>
-        <w:rPr>
-          <w:rFonts w:hint="eastAsia" w:ascii="Times New Roman" w:hAnsi="Times New Roman" w:eastAsia="FangSong" w:cs="Times New Roman"/>
-        </w:rPr>
-        <w:t xml:space="preserve">答案见</w:t>
-      </w:r>
-      <w:r>
-        <w:rPr>
-          <w:rFonts w:ascii="Times New Roman" w:hAnsi="Times New Roman" w:eastAsia="Times New Roman" w:cs="Times New Roman"/>
-        </w:rPr>
-        <w:t xml:space="preserve"> </w:t>
-      </w:r>
-      <w:r>
-        <w:rPr>
-          <w:rFonts w:hint="eastAsia" w:ascii="Times New Roman" w:hAnsi="Times New Roman" w:eastAsia="Times New Roman" w:cs="Times New Roman"/>
-        </w:rPr>
-        <w:t>04-</w:t>
-      </w:r>
-      <w:r>
-        <w:rPr>
-          <w:rFonts w:hint="eastAsia" w:ascii="Times New Roman" w:hAnsi="Times New Roman" w:eastAsia="FangSong" w:cs="Times New Roman"/>
-        </w:rPr>
-        <w:t>题库</w:t>
-      </w:r>
-      <w:r>
-        <w:rPr>
-          <w:rFonts w:hint="eastAsia" w:ascii="Times New Roman" w:hAnsi="Times New Roman" w:eastAsia="Times New Roman" w:cs="Times New Roman"/>
-        </w:rPr>
-        <w:t>/</w:t>
-      </w:r>
-      <w:r>
-        <w:rPr>
-          <w:rFonts w:hint="eastAsia" w:ascii="Times New Roman" w:hAnsi="Times New Roman" w:eastAsia="FangSong" w:cs="Times New Roman"/>
-        </w:rPr>
-        <w:t>教材习题</w:t>
-      </w:r>
-      <w:r>
-        <w:rPr>
-          <w:rFonts w:hint="eastAsia" w:ascii="Times New Roman" w:hAnsi="Times New Roman" w:eastAsia="Times New Roman" w:cs="Times New Roman"/>
-        </w:rPr>
-        <w:t>/</w:t>
-      </w:r>
-      <w:r>
-        <w:rPr>
-          <w:rFonts w:hint="eastAsia" w:ascii="Times New Roman" w:hAnsi="Times New Roman" w:eastAsia="FangSong" w:cs="Times New Roman"/>
-        </w:rPr>
-        <w:t>化学竞赛初赛讲义</w:t>
-      </w:r>
-      <w:r>
-        <w:rPr>
-          <w:rFonts w:hint="eastAsia" w:ascii="Times New Roman" w:hAnsi="Times New Roman" w:eastAsia="Times New Roman" w:cs="Times New Roman"/>
-        </w:rPr>
-        <w:t>/</w:t>
-      </w:r>
-      <w:r>
-        <w:rPr>
-          <w:rFonts w:hint="eastAsia" w:ascii="Times New Roman" w:hAnsi="Times New Roman" w:eastAsia="FangSong" w:cs="Times New Roman"/>
-        </w:rPr>
-        <w:t>答案</w:t>
-      </w:r>
-      <w:r>
-        <w:rPr>
-          <w:rFonts w:hint="eastAsia" w:ascii="Times New Roman" w:hAnsi="Times New Roman" w:eastAsia="Times New Roman" w:cs="Times New Roman"/>
-        </w:rPr>
-        <w:t>/</w:t>
-      </w:r>
-      <w:r>
-        <w:rPr>
-          <w:rFonts w:hint="eastAsia" w:ascii="Times New Roman" w:hAnsi="Times New Roman" w:eastAsia="FangSong" w:cs="Times New Roman"/>
-        </w:rPr>
-        <w:t>第</w:t>
-      </w:r>
-      <w:r>
-        <w:rPr>
-          <w:rFonts w:hint="eastAsia" w:ascii="Times New Roman" w:hAnsi="Times New Roman" w:eastAsia="Times New Roman" w:cs="Times New Roman"/>
-        </w:rPr>
-        <w:t>1</w:t>
-      </w:r>
-      <w:r>
-        <w:rPr>
-          <w:rFonts w:hint="eastAsia" w:ascii="Times New Roman" w:hAnsi="Times New Roman" w:eastAsia="FangSong" w:cs="Times New Roman"/>
-        </w:rPr>
-        <w:t>讲</w:t>
-      </w:r>
-      <w:r>
-        <w:rPr>
-          <w:rFonts w:hint="eastAsia" w:ascii="Times New Roman" w:hAnsi="Times New Roman" w:eastAsia="Times New Roman" w:cs="Times New Roman"/>
-        </w:rPr>
-        <w:t>-</w:t>
-      </w:r>
-      <w:r>
-        <w:rPr>
-          <w:rFonts w:hint="eastAsia" w:ascii="Times New Roman" w:hAnsi="Times New Roman" w:eastAsia="FangSong" w:cs="Times New Roman"/>
-        </w:rPr>
-        <w:t>反应方程式</w:t>
-      </w:r>
-      <w:r>
-        <w:rPr>
-          <w:rFonts w:hint="eastAsia" w:ascii="Times New Roman" w:hAnsi="Times New Roman" w:eastAsia="Times New Roman" w:cs="Times New Roman"/>
-        </w:rPr>
-        <w:t>-</w:t>
-      </w:r>
-      <w:r>
-        <w:rPr>
-          <w:rFonts w:hint="eastAsia" w:ascii="Times New Roman" w:hAnsi="Times New Roman" w:eastAsia="FangSong" w:cs="Times New Roman"/>
-        </w:rPr>
-        <w:t>答案</w:t>
-      </w:r>
-    </w:p>
-    <w:p>
-      <w:pPr>
         <w:spacing w:before="160" w:after="80"/>
       </w:pPr>
       <w:r>
@@ -6664,119 +6325,6 @@
     </w:p>
     <w:p>
       <w:pPr>
-        <w:pStyle w:val="BlockText"/>
-      </w:pPr>
-      <w:r>
-        <w:rPr>
-          <w:rFonts w:hint="eastAsia" w:ascii="Times New Roman" w:hAnsi="Times New Roman" w:eastAsia="FangSong" w:cs="Times New Roman"/>
-        </w:rPr>
-        <w:t xml:space="preserve">答案见</w:t>
-      </w:r>
-      <w:r>
-        <w:rPr>
-          <w:rFonts w:ascii="Times New Roman" w:hAnsi="Times New Roman" w:eastAsia="Times New Roman" w:cs="Times New Roman"/>
-        </w:rPr>
-        <w:t xml:space="preserve"> </w:t>
-      </w:r>
-      <w:r>
-        <w:rPr>
-          <w:rFonts w:hint="eastAsia" w:ascii="Times New Roman" w:hAnsi="Times New Roman" w:eastAsia="Times New Roman" w:cs="Times New Roman"/>
-        </w:rPr>
-        <w:t>04-</w:t>
-      </w:r>
-      <w:r>
-        <w:rPr>
-          <w:rFonts w:hint="eastAsia" w:ascii="Times New Roman" w:hAnsi="Times New Roman" w:eastAsia="FangSong" w:cs="Times New Roman"/>
-        </w:rPr>
-        <w:t>题库</w:t>
-      </w:r>
-      <w:r>
-        <w:rPr>
-          <w:rFonts w:hint="eastAsia" w:ascii="Times New Roman" w:hAnsi="Times New Roman" w:eastAsia="Times New Roman" w:cs="Times New Roman"/>
-        </w:rPr>
-        <w:t>/</w:t>
-      </w:r>
-      <w:r>
-        <w:rPr>
-          <w:rFonts w:hint="eastAsia" w:ascii="Times New Roman" w:hAnsi="Times New Roman" w:eastAsia="FangSong" w:cs="Times New Roman"/>
-        </w:rPr>
-        <w:t>教材习题</w:t>
-      </w:r>
-      <w:r>
-        <w:rPr>
-          <w:rFonts w:hint="eastAsia" w:ascii="Times New Roman" w:hAnsi="Times New Roman" w:eastAsia="Times New Roman" w:cs="Times New Roman"/>
-        </w:rPr>
-        <w:t>/</w:t>
-      </w:r>
-      <w:r>
-        <w:rPr>
-          <w:rFonts w:hint="eastAsia" w:ascii="Times New Roman" w:hAnsi="Times New Roman" w:eastAsia="FangSong" w:cs="Times New Roman"/>
-        </w:rPr>
-        <w:t>化学竞赛初赛讲义</w:t>
-      </w:r>
-      <w:r>
-        <w:rPr>
-          <w:rFonts w:hint="eastAsia" w:ascii="Times New Roman" w:hAnsi="Times New Roman" w:eastAsia="Times New Roman" w:cs="Times New Roman"/>
-        </w:rPr>
-        <w:t>/</w:t>
-      </w:r>
-      <w:r>
-        <w:rPr>
-          <w:rFonts w:hint="eastAsia" w:ascii="Times New Roman" w:hAnsi="Times New Roman" w:eastAsia="FangSong" w:cs="Times New Roman"/>
-        </w:rPr>
-        <w:t>答案</w:t>
-      </w:r>
-      <w:r>
-        <w:rPr>
-          <w:rFonts w:hint="eastAsia" w:ascii="Times New Roman" w:hAnsi="Times New Roman" w:eastAsia="Times New Roman" w:cs="Times New Roman"/>
-        </w:rPr>
-        <w:t>/</w:t>
-      </w:r>
-      <w:r>
-        <w:rPr>
-          <w:rFonts w:hint="eastAsia" w:ascii="Times New Roman" w:hAnsi="Times New Roman" w:eastAsia="FangSong" w:cs="Times New Roman"/>
-        </w:rPr>
-        <w:t>第</w:t>
-      </w:r>
-      <w:r>
-        <w:rPr>
-          <w:rFonts w:hint="eastAsia" w:ascii="Times New Roman" w:hAnsi="Times New Roman" w:eastAsia="Times New Roman" w:cs="Times New Roman"/>
-        </w:rPr>
-        <w:t>1</w:t>
-      </w:r>
-      <w:r>
-        <w:rPr>
-          <w:rFonts w:hint="eastAsia" w:ascii="Times New Roman" w:hAnsi="Times New Roman" w:eastAsia="FangSong" w:cs="Times New Roman"/>
-        </w:rPr>
-        <w:t>讲</w:t>
-      </w:r>
-      <w:r>
-        <w:rPr>
-          <w:rFonts w:hint="eastAsia" w:ascii="Times New Roman" w:hAnsi="Times New Roman" w:eastAsia="Times New Roman" w:cs="Times New Roman"/>
-        </w:rPr>
-        <w:t>-</w:t>
-      </w:r>
-      <w:r>
-        <w:rPr>
-          <w:rFonts w:hint="eastAsia" w:ascii="Times New Roman" w:hAnsi="Times New Roman" w:eastAsia="FangSong" w:cs="Times New Roman"/>
-        </w:rPr>
-        <w:t>反应方程式</w:t>
-      </w:r>
-      <w:r>
-        <w:rPr>
-          <w:rFonts w:hint="eastAsia" w:ascii="Times New Roman" w:hAnsi="Times New Roman" w:eastAsia="Times New Roman" w:cs="Times New Roman"/>
-        </w:rPr>
-        <w:t>-</w:t>
-      </w:r>
-      <w:r>
-        <w:rPr>
-          <w:rFonts w:hint="eastAsia" w:ascii="Times New Roman" w:hAnsi="Times New Roman" w:eastAsia="FangSong" w:cs="Times New Roman"/>
-        </w:rPr>
-        <w:t>答案</w:t>
-      </w:r>
-    </w:p>
-    <w:p>
-      <w:pPr>
         <w:spacing w:before="160" w:after="80"/>
       </w:pPr>
       <w:r>
@@ -7610,119 +7158,6 @@
     </w:p>
     <w:p>
       <w:pPr>
-        <w:pStyle w:val="BlockText"/>
-      </w:pPr>
-      <w:r>
-        <w:rPr>
-          <w:rFonts w:hint="eastAsia" w:ascii="Times New Roman" w:hAnsi="Times New Roman" w:eastAsia="FangSong" w:cs="Times New Roman"/>
-        </w:rPr>
-        <w:t xml:space="preserve">答案见</w:t>
-      </w:r>
-      <w:r>
-        <w:rPr>
-          <w:rFonts w:ascii="Times New Roman" w:hAnsi="Times New Roman" w:eastAsia="Times New Roman" w:cs="Times New Roman"/>
-        </w:rPr>
-        <w:t xml:space="preserve"> </w:t>
-      </w:r>
-      <w:r>
-        <w:rPr>
-          <w:rFonts w:hint="eastAsia" w:ascii="Times New Roman" w:hAnsi="Times New Roman" w:eastAsia="Times New Roman" w:cs="Times New Roman"/>
-        </w:rPr>
-        <w:t>04-</w:t>
-      </w:r>
-      <w:r>
-        <w:rPr>
-          <w:rFonts w:hint="eastAsia" w:ascii="Times New Roman" w:hAnsi="Times New Roman" w:eastAsia="FangSong" w:cs="Times New Roman"/>
-        </w:rPr>
-        <w:t>题库</w:t>
-      </w:r>
-      <w:r>
-        <w:rPr>
-          <w:rFonts w:hint="eastAsia" w:ascii="Times New Roman" w:hAnsi="Times New Roman" w:eastAsia="Times New Roman" w:cs="Times New Roman"/>
-        </w:rPr>
-        <w:t>/</w:t>
-      </w:r>
-      <w:r>
-        <w:rPr>
-          <w:rFonts w:hint="eastAsia" w:ascii="Times New Roman" w:hAnsi="Times New Roman" w:eastAsia="FangSong" w:cs="Times New Roman"/>
-        </w:rPr>
-        <w:t>教材习题</w:t>
-      </w:r>
-      <w:r>
-        <w:rPr>
-          <w:rFonts w:hint="eastAsia" w:ascii="Times New Roman" w:hAnsi="Times New Roman" w:eastAsia="Times New Roman" w:cs="Times New Roman"/>
-        </w:rPr>
-        <w:t>/</w:t>
-      </w:r>
-      <w:r>
-        <w:rPr>
-          <w:rFonts w:hint="eastAsia" w:ascii="Times New Roman" w:hAnsi="Times New Roman" w:eastAsia="FangSong" w:cs="Times New Roman"/>
-        </w:rPr>
-        <w:t>化学竞赛初赛讲义</w:t>
-      </w:r>
-      <w:r>
-        <w:rPr>
-          <w:rFonts w:hint="eastAsia" w:ascii="Times New Roman" w:hAnsi="Times New Roman" w:eastAsia="Times New Roman" w:cs="Times New Roman"/>
-        </w:rPr>
-        <w:t>/</w:t>
-      </w:r>
-      <w:r>
-        <w:rPr>
-          <w:rFonts w:hint="eastAsia" w:ascii="Times New Roman" w:hAnsi="Times New Roman" w:eastAsia="FangSong" w:cs="Times New Roman"/>
-        </w:rPr>
-        <w:t>答案</w:t>
-      </w:r>
-      <w:r>
-        <w:rPr>
-          <w:rFonts w:hint="eastAsia" w:ascii="Times New Roman" w:hAnsi="Times New Roman" w:eastAsia="Times New Roman" w:cs="Times New Roman"/>
-        </w:rPr>
-        <w:t>/</w:t>
-      </w:r>
-      <w:r>
-        <w:rPr>
-          <w:rFonts w:hint="eastAsia" w:ascii="Times New Roman" w:hAnsi="Times New Roman" w:eastAsia="FangSong" w:cs="Times New Roman"/>
-        </w:rPr>
-        <w:t>第</w:t>
-      </w:r>
-      <w:r>
-        <w:rPr>
-          <w:rFonts w:hint="eastAsia" w:ascii="Times New Roman" w:hAnsi="Times New Roman" w:eastAsia="Times New Roman" w:cs="Times New Roman"/>
-        </w:rPr>
-        <w:t>1</w:t>
-      </w:r>
-      <w:r>
-        <w:rPr>
-          <w:rFonts w:hint="eastAsia" w:ascii="Times New Roman" w:hAnsi="Times New Roman" w:eastAsia="FangSong" w:cs="Times New Roman"/>
-        </w:rPr>
-        <w:t>讲</w:t>
-      </w:r>
-      <w:r>
-        <w:rPr>
-          <w:rFonts w:hint="eastAsia" w:ascii="Times New Roman" w:hAnsi="Times New Roman" w:eastAsia="Times New Roman" w:cs="Times New Roman"/>
-        </w:rPr>
-        <w:t>-</w:t>
-      </w:r>
-      <w:r>
-        <w:rPr>
-          <w:rFonts w:hint="eastAsia" w:ascii="Times New Roman" w:hAnsi="Times New Roman" w:eastAsia="FangSong" w:cs="Times New Roman"/>
-        </w:rPr>
-        <w:t>反应方程式</w:t>
-      </w:r>
-      <w:r>
-        <w:rPr>
-          <w:rFonts w:hint="eastAsia" w:ascii="Times New Roman" w:hAnsi="Times New Roman" w:eastAsia="Times New Roman" w:cs="Times New Roman"/>
-        </w:rPr>
-        <w:t>-</w:t>
-      </w:r>
-      <w:r>
-        <w:rPr>
-          <w:rFonts w:hint="eastAsia" w:ascii="Times New Roman" w:hAnsi="Times New Roman" w:eastAsia="FangSong" w:cs="Times New Roman"/>
-        </w:rPr>
-        <w:t>答案</w:t>
-      </w:r>
-    </w:p>
-    <w:p>
-      <w:pPr>
         <w:spacing w:before="160" w:after="80"/>
       </w:pPr>
       <w:r>
@@ -8505,119 +7940,6 @@
           <w:rFonts w:hint="eastAsia" w:ascii="Times New Roman" w:hAnsi="Times New Roman" w:eastAsia="Times New Roman" w:cs="Times New Roman"/>
         </w:rPr>
         <w:t>1.2</w:t>
-      </w:r>
-    </w:p>
-    <w:p>
-      <w:pPr>
-        <w:pStyle w:val="BlockText"/>
-      </w:pPr>
-      <w:r>
-        <w:rPr>
-          <w:rFonts w:hint="eastAsia" w:ascii="Times New Roman" w:hAnsi="Times New Roman" w:eastAsia="FangSong" w:cs="Times New Roman"/>
-        </w:rPr>
-        <w:t xml:space="preserve">答案见</w:t>
-      </w:r>
-      <w:r>
-        <w:rPr>
-          <w:rFonts w:ascii="Times New Roman" w:hAnsi="Times New Roman" w:eastAsia="Times New Roman" w:cs="Times New Roman"/>
-        </w:rPr>
-        <w:t xml:space="preserve"> </w:t>
-      </w:r>
-      <w:r>
-        <w:rPr>
-          <w:rFonts w:hint="eastAsia" w:ascii="Times New Roman" w:hAnsi="Times New Roman" w:eastAsia="Times New Roman" w:cs="Times New Roman"/>
-        </w:rPr>
-        <w:t>04-</w:t>
-      </w:r>
-      <w:r>
-        <w:rPr>
-          <w:rFonts w:hint="eastAsia" w:ascii="Times New Roman" w:hAnsi="Times New Roman" w:eastAsia="FangSong" w:cs="Times New Roman"/>
-        </w:rPr>
-        <w:t>题库</w:t>
-      </w:r>
-      <w:r>
-        <w:rPr>
-          <w:rFonts w:hint="eastAsia" w:ascii="Times New Roman" w:hAnsi="Times New Roman" w:eastAsia="Times New Roman" w:cs="Times New Roman"/>
-        </w:rPr>
-        <w:t>/</w:t>
-      </w:r>
-      <w:r>
-        <w:rPr>
-          <w:rFonts w:hint="eastAsia" w:ascii="Times New Roman" w:hAnsi="Times New Roman" w:eastAsia="FangSong" w:cs="Times New Roman"/>
-        </w:rPr>
-        <w:t>教材习题</w:t>
-      </w:r>
-      <w:r>
-        <w:rPr>
-          <w:rFonts w:hint="eastAsia" w:ascii="Times New Roman" w:hAnsi="Times New Roman" w:eastAsia="Times New Roman" w:cs="Times New Roman"/>
-        </w:rPr>
-        <w:t>/</w:t>
-      </w:r>
-      <w:r>
-        <w:rPr>
-          <w:rFonts w:hint="eastAsia" w:ascii="Times New Roman" w:hAnsi="Times New Roman" w:eastAsia="FangSong" w:cs="Times New Roman"/>
-        </w:rPr>
-        <w:t>化学竞赛初赛讲义</w:t>
-      </w:r>
-      <w:r>
-        <w:rPr>
-          <w:rFonts w:hint="eastAsia" w:ascii="Times New Roman" w:hAnsi="Times New Roman" w:eastAsia="Times New Roman" w:cs="Times New Roman"/>
-        </w:rPr>
-        <w:t>/</w:t>
-      </w:r>
-      <w:r>
-        <w:rPr>
-          <w:rFonts w:hint="eastAsia" w:ascii="Times New Roman" w:hAnsi="Times New Roman" w:eastAsia="FangSong" w:cs="Times New Roman"/>
-        </w:rPr>
-        <w:t>答案</w:t>
-      </w:r>
-      <w:r>
-        <w:rPr>
-          <w:rFonts w:hint="eastAsia" w:ascii="Times New Roman" w:hAnsi="Times New Roman" w:eastAsia="Times New Roman" w:cs="Times New Roman"/>
-        </w:rPr>
-        <w:t>/</w:t>
-      </w:r>
-      <w:r>
-        <w:rPr>
-          <w:rFonts w:hint="eastAsia" w:ascii="Times New Roman" w:hAnsi="Times New Roman" w:eastAsia="FangSong" w:cs="Times New Roman"/>
-        </w:rPr>
-        <w:t>第</w:t>
-      </w:r>
-      <w:r>
-        <w:rPr>
-          <w:rFonts w:hint="eastAsia" w:ascii="Times New Roman" w:hAnsi="Times New Roman" w:eastAsia="Times New Roman" w:cs="Times New Roman"/>
-        </w:rPr>
-        <w:t>1</w:t>
-      </w:r>
-      <w:r>
-        <w:rPr>
-          <w:rFonts w:hint="eastAsia" w:ascii="Times New Roman" w:hAnsi="Times New Roman" w:eastAsia="FangSong" w:cs="Times New Roman"/>
-        </w:rPr>
-        <w:t>讲</w:t>
-      </w:r>
-      <w:r>
-        <w:rPr>
-          <w:rFonts w:hint="eastAsia" w:ascii="Times New Roman" w:hAnsi="Times New Roman" w:eastAsia="Times New Roman" w:cs="Times New Roman"/>
-        </w:rPr>
-        <w:t>-</w:t>
-      </w:r>
-      <w:r>
-        <w:rPr>
-          <w:rFonts w:hint="eastAsia" w:ascii="Times New Roman" w:hAnsi="Times New Roman" w:eastAsia="FangSong" w:cs="Times New Roman"/>
-        </w:rPr>
-        <w:t>反应方程式</w:t>
-      </w:r>
-      <w:r>
-        <w:rPr>
-          <w:rFonts w:hint="eastAsia" w:ascii="Times New Roman" w:hAnsi="Times New Roman" w:eastAsia="Times New Roman" w:cs="Times New Roman"/>
-        </w:rPr>
-        <w:t>-</w:t>
-      </w:r>
-      <w:r>
-        <w:rPr>
-          <w:rFonts w:hint="eastAsia" w:ascii="Times New Roman" w:hAnsi="Times New Roman" w:eastAsia="FangSong" w:cs="Times New Roman"/>
-        </w:rPr>
-        <w:t>答案</w:t>
       </w:r>
     </w:p>
     <w:p>
@@ -10281,119 +9603,6 @@
           <w:rFonts w:hint="eastAsia" w:ascii="Times New Roman" w:hAnsi="Times New Roman" w:eastAsia="Times New Roman" w:cs="Times New Roman"/>
         </w:rPr>
         <w:t>。</w:t>
-      </w:r>
-    </w:p>
-    <w:p>
-      <w:pPr>
-        <w:pStyle w:val="BlockText"/>
-      </w:pPr>
-      <w:r>
-        <w:rPr>
-          <w:rFonts w:hint="eastAsia" w:ascii="Times New Roman" w:hAnsi="Times New Roman" w:eastAsia="FangSong" w:cs="Times New Roman"/>
-        </w:rPr>
-        <w:t xml:space="preserve">答案见</w:t>
-      </w:r>
-      <w:r>
-        <w:rPr>
-          <w:rFonts w:ascii="Times New Roman" w:hAnsi="Times New Roman" w:eastAsia="Times New Roman" w:cs="Times New Roman"/>
-        </w:rPr>
-        <w:t xml:space="preserve"> </w:t>
-      </w:r>
-      <w:r>
-        <w:rPr>
-          <w:rFonts w:hint="eastAsia" w:ascii="Times New Roman" w:hAnsi="Times New Roman" w:eastAsia="Times New Roman" w:cs="Times New Roman"/>
-        </w:rPr>
-        <w:t>04-</w:t>
-      </w:r>
-      <w:r>
-        <w:rPr>
-          <w:rFonts w:hint="eastAsia" w:ascii="Times New Roman" w:hAnsi="Times New Roman" w:eastAsia="FangSong" w:cs="Times New Roman"/>
-        </w:rPr>
-        <w:t>题库</w:t>
-      </w:r>
-      <w:r>
-        <w:rPr>
-          <w:rFonts w:hint="eastAsia" w:ascii="Times New Roman" w:hAnsi="Times New Roman" w:eastAsia="Times New Roman" w:cs="Times New Roman"/>
-        </w:rPr>
-        <w:t>/</w:t>
-      </w:r>
-      <w:r>
-        <w:rPr>
-          <w:rFonts w:hint="eastAsia" w:ascii="Times New Roman" w:hAnsi="Times New Roman" w:eastAsia="FangSong" w:cs="Times New Roman"/>
-        </w:rPr>
-        <w:t>教材习题</w:t>
-      </w:r>
-      <w:r>
-        <w:rPr>
-          <w:rFonts w:hint="eastAsia" w:ascii="Times New Roman" w:hAnsi="Times New Roman" w:eastAsia="Times New Roman" w:cs="Times New Roman"/>
-        </w:rPr>
-        <w:t>/</w:t>
-      </w:r>
-      <w:r>
-        <w:rPr>
-          <w:rFonts w:hint="eastAsia" w:ascii="Times New Roman" w:hAnsi="Times New Roman" w:eastAsia="FangSong" w:cs="Times New Roman"/>
-        </w:rPr>
-        <w:t>化学竞赛初赛讲义</w:t>
-      </w:r>
-      <w:r>
-        <w:rPr>
-          <w:rFonts w:hint="eastAsia" w:ascii="Times New Roman" w:hAnsi="Times New Roman" w:eastAsia="Times New Roman" w:cs="Times New Roman"/>
-        </w:rPr>
-        <w:t>/</w:t>
-      </w:r>
-      <w:r>
-        <w:rPr>
-          <w:rFonts w:hint="eastAsia" w:ascii="Times New Roman" w:hAnsi="Times New Roman" w:eastAsia="FangSong" w:cs="Times New Roman"/>
-        </w:rPr>
-        <w:t>答案</w:t>
-      </w:r>
-      <w:r>
-        <w:rPr>
-          <w:rFonts w:hint="eastAsia" w:ascii="Times New Roman" w:hAnsi="Times New Roman" w:eastAsia="Times New Roman" w:cs="Times New Roman"/>
-        </w:rPr>
-        <w:t>/</w:t>
-      </w:r>
-      <w:r>
-        <w:rPr>
-          <w:rFonts w:hint="eastAsia" w:ascii="Times New Roman" w:hAnsi="Times New Roman" w:eastAsia="FangSong" w:cs="Times New Roman"/>
-        </w:rPr>
-        <w:t>第</w:t>
-      </w:r>
-      <w:r>
-        <w:rPr>
-          <w:rFonts w:hint="eastAsia" w:ascii="Times New Roman" w:hAnsi="Times New Roman" w:eastAsia="Times New Roman" w:cs="Times New Roman"/>
-        </w:rPr>
-        <w:t>1</w:t>
-      </w:r>
-      <w:r>
-        <w:rPr>
-          <w:rFonts w:hint="eastAsia" w:ascii="Times New Roman" w:hAnsi="Times New Roman" w:eastAsia="FangSong" w:cs="Times New Roman"/>
-        </w:rPr>
-        <w:t>讲</w:t>
-      </w:r>
-      <w:r>
-        <w:rPr>
-          <w:rFonts w:hint="eastAsia" w:ascii="Times New Roman" w:hAnsi="Times New Roman" w:eastAsia="Times New Roman" w:cs="Times New Roman"/>
-        </w:rPr>
-        <w:t>-</w:t>
-      </w:r>
-      <w:r>
-        <w:rPr>
-          <w:rFonts w:hint="eastAsia" w:ascii="Times New Roman" w:hAnsi="Times New Roman" w:eastAsia="FangSong" w:cs="Times New Roman"/>
-        </w:rPr>
-        <w:t>反应方程式</w:t>
-      </w:r>
-      <w:r>
-        <w:rPr>
-          <w:rFonts w:hint="eastAsia" w:ascii="Times New Roman" w:hAnsi="Times New Roman" w:eastAsia="Times New Roman" w:cs="Times New Roman"/>
-        </w:rPr>
-        <w:t>-</w:t>
-      </w:r>
-      <w:r>
-        <w:rPr>
-          <w:rFonts w:hint="eastAsia" w:ascii="Times New Roman" w:hAnsi="Times New Roman" w:eastAsia="FangSong" w:cs="Times New Roman"/>
-        </w:rPr>
-        <w:t>答案</w:t>
       </w:r>
     </w:p>
     <w:p>
@@ -10985,119 +10194,6 @@
     </w:p>
     <w:p>
       <w:pPr>
-        <w:pStyle w:val="BlockText"/>
-      </w:pPr>
-      <w:r>
-        <w:rPr>
-          <w:rFonts w:hint="eastAsia" w:ascii="Times New Roman" w:hAnsi="Times New Roman" w:eastAsia="FangSong" w:cs="Times New Roman"/>
-        </w:rPr>
-        <w:t xml:space="preserve">答案见</w:t>
-      </w:r>
-      <w:r>
-        <w:rPr>
-          <w:rFonts w:ascii="Times New Roman" w:hAnsi="Times New Roman" w:eastAsia="Times New Roman" w:cs="Times New Roman"/>
-        </w:rPr>
-        <w:t xml:space="preserve"> </w:t>
-      </w:r>
-      <w:r>
-        <w:rPr>
-          <w:rFonts w:hint="eastAsia" w:ascii="Times New Roman" w:hAnsi="Times New Roman" w:eastAsia="Times New Roman" w:cs="Times New Roman"/>
-        </w:rPr>
-        <w:t>04-</w:t>
-      </w:r>
-      <w:r>
-        <w:rPr>
-          <w:rFonts w:hint="eastAsia" w:ascii="Times New Roman" w:hAnsi="Times New Roman" w:eastAsia="FangSong" w:cs="Times New Roman"/>
-        </w:rPr>
-        <w:t>题库</w:t>
-      </w:r>
-      <w:r>
-        <w:rPr>
-          <w:rFonts w:hint="eastAsia" w:ascii="Times New Roman" w:hAnsi="Times New Roman" w:eastAsia="Times New Roman" w:cs="Times New Roman"/>
-        </w:rPr>
-        <w:t>/</w:t>
-      </w:r>
-      <w:r>
-        <w:rPr>
-          <w:rFonts w:hint="eastAsia" w:ascii="Times New Roman" w:hAnsi="Times New Roman" w:eastAsia="FangSong" w:cs="Times New Roman"/>
-        </w:rPr>
-        <w:t>教材习题</w:t>
-      </w:r>
-      <w:r>
-        <w:rPr>
-          <w:rFonts w:hint="eastAsia" w:ascii="Times New Roman" w:hAnsi="Times New Roman" w:eastAsia="Times New Roman" w:cs="Times New Roman"/>
-        </w:rPr>
-        <w:t>/</w:t>
-      </w:r>
-      <w:r>
-        <w:rPr>
-          <w:rFonts w:hint="eastAsia" w:ascii="Times New Roman" w:hAnsi="Times New Roman" w:eastAsia="FangSong" w:cs="Times New Roman"/>
-        </w:rPr>
-        <w:t>化学竞赛初赛讲义</w:t>
-      </w:r>
-      <w:r>
-        <w:rPr>
-          <w:rFonts w:hint="eastAsia" w:ascii="Times New Roman" w:hAnsi="Times New Roman" w:eastAsia="Times New Roman" w:cs="Times New Roman"/>
-        </w:rPr>
-        <w:t>/</w:t>
-      </w:r>
-      <w:r>
-        <w:rPr>
-          <w:rFonts w:hint="eastAsia" w:ascii="Times New Roman" w:hAnsi="Times New Roman" w:eastAsia="FangSong" w:cs="Times New Roman"/>
-        </w:rPr>
-        <w:t>答案</w:t>
-      </w:r>
-      <w:r>
-        <w:rPr>
-          <w:rFonts w:hint="eastAsia" w:ascii="Times New Roman" w:hAnsi="Times New Roman" w:eastAsia="Times New Roman" w:cs="Times New Roman"/>
-        </w:rPr>
-        <w:t>/</w:t>
-      </w:r>
-      <w:r>
-        <w:rPr>
-          <w:rFonts w:hint="eastAsia" w:ascii="Times New Roman" w:hAnsi="Times New Roman" w:eastAsia="FangSong" w:cs="Times New Roman"/>
-        </w:rPr>
-        <w:t>第</w:t>
-      </w:r>
-      <w:r>
-        <w:rPr>
-          <w:rFonts w:hint="eastAsia" w:ascii="Times New Roman" w:hAnsi="Times New Roman" w:eastAsia="Times New Roman" w:cs="Times New Roman"/>
-        </w:rPr>
-        <w:t>1</w:t>
-      </w:r>
-      <w:r>
-        <w:rPr>
-          <w:rFonts w:hint="eastAsia" w:ascii="Times New Roman" w:hAnsi="Times New Roman" w:eastAsia="FangSong" w:cs="Times New Roman"/>
-        </w:rPr>
-        <w:t>讲</w:t>
-      </w:r>
-      <w:r>
-        <w:rPr>
-          <w:rFonts w:hint="eastAsia" w:ascii="Times New Roman" w:hAnsi="Times New Roman" w:eastAsia="Times New Roman" w:cs="Times New Roman"/>
-        </w:rPr>
-        <w:t>-</w:t>
-      </w:r>
-      <w:r>
-        <w:rPr>
-          <w:rFonts w:hint="eastAsia" w:ascii="Times New Roman" w:hAnsi="Times New Roman" w:eastAsia="FangSong" w:cs="Times New Roman"/>
-        </w:rPr>
-        <w:t>反应方程式</w:t>
-      </w:r>
-      <w:r>
-        <w:rPr>
-          <w:rFonts w:hint="eastAsia" w:ascii="Times New Roman" w:hAnsi="Times New Roman" w:eastAsia="Times New Roman" w:cs="Times New Roman"/>
-        </w:rPr>
-        <w:t>-</w:t>
-      </w:r>
-      <w:r>
-        <w:rPr>
-          <w:rFonts w:hint="eastAsia" w:ascii="Times New Roman" w:hAnsi="Times New Roman" w:eastAsia="FangSong" w:cs="Times New Roman"/>
-        </w:rPr>
-        <w:t>答案</w:t>
-      </w:r>
-    </w:p>
-    <w:p>
-      <w:pPr>
         <w:spacing w:before="160" w:after="80"/>
       </w:pPr>
       <w:r>
@@ -11780,119 +10876,6 @@
           <w:rFonts w:hint="eastAsia" w:ascii="Times New Roman" w:hAnsi="Times New Roman" w:eastAsia="Times New Roman" w:cs="Times New Roman"/>
         </w:rPr>
         <w:t>。</w:t>
-      </w:r>
-    </w:p>
-    <w:p>
-      <w:pPr>
-        <w:pStyle w:val="BlockText"/>
-      </w:pPr>
-      <w:r>
-        <w:rPr>
-          <w:rFonts w:hint="eastAsia" w:ascii="Times New Roman" w:hAnsi="Times New Roman" w:eastAsia="FangSong" w:cs="Times New Roman"/>
-        </w:rPr>
-        <w:t xml:space="preserve">答案见</w:t>
-      </w:r>
-      <w:r>
-        <w:rPr>
-          <w:rFonts w:ascii="Times New Roman" w:hAnsi="Times New Roman" w:eastAsia="Times New Roman" w:cs="Times New Roman"/>
-        </w:rPr>
-        <w:t xml:space="preserve"> </w:t>
-      </w:r>
-      <w:r>
-        <w:rPr>
-          <w:rFonts w:hint="eastAsia" w:ascii="Times New Roman" w:hAnsi="Times New Roman" w:eastAsia="Times New Roman" w:cs="Times New Roman"/>
-        </w:rPr>
-        <w:t>04-</w:t>
-      </w:r>
-      <w:r>
-        <w:rPr>
-          <w:rFonts w:hint="eastAsia" w:ascii="Times New Roman" w:hAnsi="Times New Roman" w:eastAsia="FangSong" w:cs="Times New Roman"/>
-        </w:rPr>
-        <w:t>题库</w:t>
-      </w:r>
-      <w:r>
-        <w:rPr>
-          <w:rFonts w:hint="eastAsia" w:ascii="Times New Roman" w:hAnsi="Times New Roman" w:eastAsia="Times New Roman" w:cs="Times New Roman"/>
-        </w:rPr>
-        <w:t>/</w:t>
-      </w:r>
-      <w:r>
-        <w:rPr>
-          <w:rFonts w:hint="eastAsia" w:ascii="Times New Roman" w:hAnsi="Times New Roman" w:eastAsia="FangSong" w:cs="Times New Roman"/>
-        </w:rPr>
-        <w:t>教材习题</w:t>
-      </w:r>
-      <w:r>
-        <w:rPr>
-          <w:rFonts w:hint="eastAsia" w:ascii="Times New Roman" w:hAnsi="Times New Roman" w:eastAsia="Times New Roman" w:cs="Times New Roman"/>
-        </w:rPr>
-        <w:t>/</w:t>
-      </w:r>
-      <w:r>
-        <w:rPr>
-          <w:rFonts w:hint="eastAsia" w:ascii="Times New Roman" w:hAnsi="Times New Roman" w:eastAsia="FangSong" w:cs="Times New Roman"/>
-        </w:rPr>
-        <w:t>化学竞赛初赛讲义</w:t>
-      </w:r>
-      <w:r>
-        <w:rPr>
-          <w:rFonts w:hint="eastAsia" w:ascii="Times New Roman" w:hAnsi="Times New Roman" w:eastAsia="Times New Roman" w:cs="Times New Roman"/>
-        </w:rPr>
-        <w:t>/</w:t>
-      </w:r>
-      <w:r>
-        <w:rPr>
-          <w:rFonts w:hint="eastAsia" w:ascii="Times New Roman" w:hAnsi="Times New Roman" w:eastAsia="FangSong" w:cs="Times New Roman"/>
-        </w:rPr>
-        <w:t>答案</w:t>
-      </w:r>
-      <w:r>
-        <w:rPr>
-          <w:rFonts w:hint="eastAsia" w:ascii="Times New Roman" w:hAnsi="Times New Roman" w:eastAsia="Times New Roman" w:cs="Times New Roman"/>
-        </w:rPr>
-        <w:t>/</w:t>
-      </w:r>
-      <w:r>
-        <w:rPr>
-          <w:rFonts w:hint="eastAsia" w:ascii="Times New Roman" w:hAnsi="Times New Roman" w:eastAsia="FangSong" w:cs="Times New Roman"/>
-        </w:rPr>
-        <w:t>第</w:t>
-      </w:r>
-      <w:r>
-        <w:rPr>
-          <w:rFonts w:hint="eastAsia" w:ascii="Times New Roman" w:hAnsi="Times New Roman" w:eastAsia="Times New Roman" w:cs="Times New Roman"/>
-        </w:rPr>
-        <w:t>1</w:t>
-      </w:r>
-      <w:r>
-        <w:rPr>
-          <w:rFonts w:hint="eastAsia" w:ascii="Times New Roman" w:hAnsi="Times New Roman" w:eastAsia="FangSong" w:cs="Times New Roman"/>
-        </w:rPr>
-        <w:t>讲</w:t>
-      </w:r>
-      <w:r>
-        <w:rPr>
-          <w:rFonts w:hint="eastAsia" w:ascii="Times New Roman" w:hAnsi="Times New Roman" w:eastAsia="Times New Roman" w:cs="Times New Roman"/>
-        </w:rPr>
-        <w:t>-</w:t>
-      </w:r>
-      <w:r>
-        <w:rPr>
-          <w:rFonts w:hint="eastAsia" w:ascii="Times New Roman" w:hAnsi="Times New Roman" w:eastAsia="FangSong" w:cs="Times New Roman"/>
-        </w:rPr>
-        <w:t>反应方程式</w:t>
-      </w:r>
-      <w:r>
-        <w:rPr>
-          <w:rFonts w:hint="eastAsia" w:ascii="Times New Roman" w:hAnsi="Times New Roman" w:eastAsia="Times New Roman" w:cs="Times New Roman"/>
-        </w:rPr>
-        <w:t>-</w:t>
-      </w:r>
-      <w:r>
-        <w:rPr>
-          <w:rFonts w:hint="eastAsia" w:ascii="Times New Roman" w:hAnsi="Times New Roman" w:eastAsia="FangSong" w:cs="Times New Roman"/>
-        </w:rPr>
-        <w:t>答案</w:t>
       </w:r>
     </w:p>
     <w:p>
@@ -12372,119 +11355,6 @@
           </m:r>
         </m:oMath>
       </m:oMathPara>
-    </w:p>
-    <w:p>
-      <w:pPr>
-        <w:pStyle w:val="BlockText"/>
-      </w:pPr>
-      <w:r>
-        <w:rPr>
-          <w:rFonts w:hint="eastAsia" w:ascii="Times New Roman" w:hAnsi="Times New Roman" w:eastAsia="FangSong" w:cs="Times New Roman"/>
-        </w:rPr>
-        <w:t xml:space="preserve">答案见</w:t>
-      </w:r>
-      <w:r>
-        <w:rPr>
-          <w:rFonts w:ascii="Times New Roman" w:hAnsi="Times New Roman" w:eastAsia="Times New Roman" w:cs="Times New Roman"/>
-        </w:rPr>
-        <w:t xml:space="preserve"> </w:t>
-      </w:r>
-      <w:r>
-        <w:rPr>
-          <w:rFonts w:hint="eastAsia" w:ascii="Times New Roman" w:hAnsi="Times New Roman" w:eastAsia="Times New Roman" w:cs="Times New Roman"/>
-        </w:rPr>
-        <w:t>04-</w:t>
-      </w:r>
-      <w:r>
-        <w:rPr>
-          <w:rFonts w:hint="eastAsia" w:ascii="Times New Roman" w:hAnsi="Times New Roman" w:eastAsia="FangSong" w:cs="Times New Roman"/>
-        </w:rPr>
-        <w:t>题库</w:t>
-      </w:r>
-      <w:r>
-        <w:rPr>
-          <w:rFonts w:hint="eastAsia" w:ascii="Times New Roman" w:hAnsi="Times New Roman" w:eastAsia="Times New Roman" w:cs="Times New Roman"/>
-        </w:rPr>
-        <w:t>/</w:t>
-      </w:r>
-      <w:r>
-        <w:rPr>
-          <w:rFonts w:hint="eastAsia" w:ascii="Times New Roman" w:hAnsi="Times New Roman" w:eastAsia="FangSong" w:cs="Times New Roman"/>
-        </w:rPr>
-        <w:t>教材习题</w:t>
-      </w:r>
-      <w:r>
-        <w:rPr>
-          <w:rFonts w:hint="eastAsia" w:ascii="Times New Roman" w:hAnsi="Times New Roman" w:eastAsia="Times New Roman" w:cs="Times New Roman"/>
-        </w:rPr>
-        <w:t>/</w:t>
-      </w:r>
-      <w:r>
-        <w:rPr>
-          <w:rFonts w:hint="eastAsia" w:ascii="Times New Roman" w:hAnsi="Times New Roman" w:eastAsia="FangSong" w:cs="Times New Roman"/>
-        </w:rPr>
-        <w:t>化学竞赛初赛讲义</w:t>
-      </w:r>
-      <w:r>
-        <w:rPr>
-          <w:rFonts w:hint="eastAsia" w:ascii="Times New Roman" w:hAnsi="Times New Roman" w:eastAsia="Times New Roman" w:cs="Times New Roman"/>
-        </w:rPr>
-        <w:t>/</w:t>
-      </w:r>
-      <w:r>
-        <w:rPr>
-          <w:rFonts w:hint="eastAsia" w:ascii="Times New Roman" w:hAnsi="Times New Roman" w:eastAsia="FangSong" w:cs="Times New Roman"/>
-        </w:rPr>
-        <w:t>答案</w:t>
-      </w:r>
-      <w:r>
-        <w:rPr>
-          <w:rFonts w:hint="eastAsia" w:ascii="Times New Roman" w:hAnsi="Times New Roman" w:eastAsia="Times New Roman" w:cs="Times New Roman"/>
-        </w:rPr>
-        <w:t>/</w:t>
-      </w:r>
-      <w:r>
-        <w:rPr>
-          <w:rFonts w:hint="eastAsia" w:ascii="Times New Roman" w:hAnsi="Times New Roman" w:eastAsia="FangSong" w:cs="Times New Roman"/>
-        </w:rPr>
-        <w:t>第</w:t>
-      </w:r>
-      <w:r>
-        <w:rPr>
-          <w:rFonts w:hint="eastAsia" w:ascii="Times New Roman" w:hAnsi="Times New Roman" w:eastAsia="Times New Roman" w:cs="Times New Roman"/>
-        </w:rPr>
-        <w:t>1</w:t>
-      </w:r>
-      <w:r>
-        <w:rPr>
-          <w:rFonts w:hint="eastAsia" w:ascii="Times New Roman" w:hAnsi="Times New Roman" w:eastAsia="FangSong" w:cs="Times New Roman"/>
-        </w:rPr>
-        <w:t>讲</w:t>
-      </w:r>
-      <w:r>
-        <w:rPr>
-          <w:rFonts w:hint="eastAsia" w:ascii="Times New Roman" w:hAnsi="Times New Roman" w:eastAsia="Times New Roman" w:cs="Times New Roman"/>
-        </w:rPr>
-        <w:t>-</w:t>
-      </w:r>
-      <w:r>
-        <w:rPr>
-          <w:rFonts w:hint="eastAsia" w:ascii="Times New Roman" w:hAnsi="Times New Roman" w:eastAsia="FangSong" w:cs="Times New Roman"/>
-        </w:rPr>
-        <w:t>反应方程式</w:t>
-      </w:r>
-      <w:r>
-        <w:rPr>
-          <w:rFonts w:hint="eastAsia" w:ascii="Times New Roman" w:hAnsi="Times New Roman" w:eastAsia="Times New Roman" w:cs="Times New Roman"/>
-        </w:rPr>
-        <w:t>-</w:t>
-      </w:r>
-      <w:r>
-        <w:rPr>
-          <w:rFonts w:hint="eastAsia" w:ascii="Times New Roman" w:hAnsi="Times New Roman" w:eastAsia="FangSong" w:cs="Times New Roman"/>
-        </w:rPr>
-        <w:t>答案</w:t>
-      </w:r>
     </w:p>
     <w:p>
       <w:pPr>
@@ -13286,119 +12156,6 @@
           </m:sSub>
         </m:oMath>
       </m:oMathPara>
-    </w:p>
-    <w:p>
-      <w:pPr>
-        <w:pStyle w:val="BlockText"/>
-      </w:pPr>
-      <w:r>
-        <w:rPr>
-          <w:rFonts w:hint="eastAsia" w:ascii="Times New Roman" w:hAnsi="Times New Roman" w:eastAsia="FangSong" w:cs="Times New Roman"/>
-        </w:rPr>
-        <w:t xml:space="preserve">答案见</w:t>
-      </w:r>
-      <w:r>
-        <w:rPr>
-          <w:rFonts w:ascii="Times New Roman" w:hAnsi="Times New Roman" w:eastAsia="Times New Roman" w:cs="Times New Roman"/>
-        </w:rPr>
-        <w:t xml:space="preserve"> </w:t>
-      </w:r>
-      <w:r>
-        <w:rPr>
-          <w:rFonts w:hint="eastAsia" w:ascii="Times New Roman" w:hAnsi="Times New Roman" w:eastAsia="Times New Roman" w:cs="Times New Roman"/>
-        </w:rPr>
-        <w:t>04-</w:t>
-      </w:r>
-      <w:r>
-        <w:rPr>
-          <w:rFonts w:hint="eastAsia" w:ascii="Times New Roman" w:hAnsi="Times New Roman" w:eastAsia="FangSong" w:cs="Times New Roman"/>
-        </w:rPr>
-        <w:t>题库</w:t>
-      </w:r>
-      <w:r>
-        <w:rPr>
-          <w:rFonts w:hint="eastAsia" w:ascii="Times New Roman" w:hAnsi="Times New Roman" w:eastAsia="Times New Roman" w:cs="Times New Roman"/>
-        </w:rPr>
-        <w:t>/</w:t>
-      </w:r>
-      <w:r>
-        <w:rPr>
-          <w:rFonts w:hint="eastAsia" w:ascii="Times New Roman" w:hAnsi="Times New Roman" w:eastAsia="FangSong" w:cs="Times New Roman"/>
-        </w:rPr>
-        <w:t>教材习题</w:t>
-      </w:r>
-      <w:r>
-        <w:rPr>
-          <w:rFonts w:hint="eastAsia" w:ascii="Times New Roman" w:hAnsi="Times New Roman" w:eastAsia="Times New Roman" w:cs="Times New Roman"/>
-        </w:rPr>
-        <w:t>/</w:t>
-      </w:r>
-      <w:r>
-        <w:rPr>
-          <w:rFonts w:hint="eastAsia" w:ascii="Times New Roman" w:hAnsi="Times New Roman" w:eastAsia="FangSong" w:cs="Times New Roman"/>
-        </w:rPr>
-        <w:t>化学竞赛初赛讲义</w:t>
-      </w:r>
-      <w:r>
-        <w:rPr>
-          <w:rFonts w:hint="eastAsia" w:ascii="Times New Roman" w:hAnsi="Times New Roman" w:eastAsia="Times New Roman" w:cs="Times New Roman"/>
-        </w:rPr>
-        <w:t>/</w:t>
-      </w:r>
-      <w:r>
-        <w:rPr>
-          <w:rFonts w:hint="eastAsia" w:ascii="Times New Roman" w:hAnsi="Times New Roman" w:eastAsia="FangSong" w:cs="Times New Roman"/>
-        </w:rPr>
-        <w:t>答案</w:t>
-      </w:r>
-      <w:r>
-        <w:rPr>
-          <w:rFonts w:hint="eastAsia" w:ascii="Times New Roman" w:hAnsi="Times New Roman" w:eastAsia="Times New Roman" w:cs="Times New Roman"/>
-        </w:rPr>
-        <w:t>/</w:t>
-      </w:r>
-      <w:r>
-        <w:rPr>
-          <w:rFonts w:hint="eastAsia" w:ascii="Times New Roman" w:hAnsi="Times New Roman" w:eastAsia="FangSong" w:cs="Times New Roman"/>
-        </w:rPr>
-        <w:t>第</w:t>
-      </w:r>
-      <w:r>
-        <w:rPr>
-          <w:rFonts w:hint="eastAsia" w:ascii="Times New Roman" w:hAnsi="Times New Roman" w:eastAsia="Times New Roman" w:cs="Times New Roman"/>
-        </w:rPr>
-        <w:t>1</w:t>
-      </w:r>
-      <w:r>
-        <w:rPr>
-          <w:rFonts w:hint="eastAsia" w:ascii="Times New Roman" w:hAnsi="Times New Roman" w:eastAsia="FangSong" w:cs="Times New Roman"/>
-        </w:rPr>
-        <w:t>讲</w:t>
-      </w:r>
-      <w:r>
-        <w:rPr>
-          <w:rFonts w:hint="eastAsia" w:ascii="Times New Roman" w:hAnsi="Times New Roman" w:eastAsia="Times New Roman" w:cs="Times New Roman"/>
-        </w:rPr>
-        <w:t>-</w:t>
-      </w:r>
-      <w:r>
-        <w:rPr>
-          <w:rFonts w:hint="eastAsia" w:ascii="Times New Roman" w:hAnsi="Times New Roman" w:eastAsia="FangSong" w:cs="Times New Roman"/>
-        </w:rPr>
-        <w:t>反应方程式</w:t>
-      </w:r>
-      <w:r>
-        <w:rPr>
-          <w:rFonts w:hint="eastAsia" w:ascii="Times New Roman" w:hAnsi="Times New Roman" w:eastAsia="Times New Roman" w:cs="Times New Roman"/>
-        </w:rPr>
-        <w:t>-</w:t>
-      </w:r>
-      <w:r>
-        <w:rPr>
-          <w:rFonts w:hint="eastAsia" w:ascii="Times New Roman" w:hAnsi="Times New Roman" w:eastAsia="FangSong" w:cs="Times New Roman"/>
-        </w:rPr>
-        <w:t>答案</w:t>
-      </w:r>
     </w:p>
     <w:p>
       <w:pPr>
@@ -14080,119 +12837,6 @@
     </w:p>
     <w:p>
       <w:pPr>
-        <w:pStyle w:val="BlockText"/>
-      </w:pPr>
-      <w:r>
-        <w:rPr>
-          <w:rFonts w:hint="eastAsia" w:ascii="Times New Roman" w:hAnsi="Times New Roman" w:eastAsia="FangSong" w:cs="Times New Roman"/>
-        </w:rPr>
-        <w:t xml:space="preserve">答案见</w:t>
-      </w:r>
-      <w:r>
-        <w:rPr>
-          <w:rFonts w:ascii="Times New Roman" w:hAnsi="Times New Roman" w:eastAsia="Times New Roman" w:cs="Times New Roman"/>
-        </w:rPr>
-        <w:t xml:space="preserve"> </w:t>
-      </w:r>
-      <w:r>
-        <w:rPr>
-          <w:rFonts w:hint="eastAsia" w:ascii="Times New Roman" w:hAnsi="Times New Roman" w:eastAsia="Times New Roman" w:cs="Times New Roman"/>
-        </w:rPr>
-        <w:t>04-</w:t>
-      </w:r>
-      <w:r>
-        <w:rPr>
-          <w:rFonts w:hint="eastAsia" w:ascii="Times New Roman" w:hAnsi="Times New Roman" w:eastAsia="FangSong" w:cs="Times New Roman"/>
-        </w:rPr>
-        <w:t>题库</w:t>
-      </w:r>
-      <w:r>
-        <w:rPr>
-          <w:rFonts w:hint="eastAsia" w:ascii="Times New Roman" w:hAnsi="Times New Roman" w:eastAsia="Times New Roman" w:cs="Times New Roman"/>
-        </w:rPr>
-        <w:t>/</w:t>
-      </w:r>
-      <w:r>
-        <w:rPr>
-          <w:rFonts w:hint="eastAsia" w:ascii="Times New Roman" w:hAnsi="Times New Roman" w:eastAsia="FangSong" w:cs="Times New Roman"/>
-        </w:rPr>
-        <w:t>教材习题</w:t>
-      </w:r>
-      <w:r>
-        <w:rPr>
-          <w:rFonts w:hint="eastAsia" w:ascii="Times New Roman" w:hAnsi="Times New Roman" w:eastAsia="Times New Roman" w:cs="Times New Roman"/>
-        </w:rPr>
-        <w:t>/</w:t>
-      </w:r>
-      <w:r>
-        <w:rPr>
-          <w:rFonts w:hint="eastAsia" w:ascii="Times New Roman" w:hAnsi="Times New Roman" w:eastAsia="FangSong" w:cs="Times New Roman"/>
-        </w:rPr>
-        <w:t>化学竞赛初赛讲义</w:t>
-      </w:r>
-      <w:r>
-        <w:rPr>
-          <w:rFonts w:hint="eastAsia" w:ascii="Times New Roman" w:hAnsi="Times New Roman" w:eastAsia="Times New Roman" w:cs="Times New Roman"/>
-        </w:rPr>
-        <w:t>/</w:t>
-      </w:r>
-      <w:r>
-        <w:rPr>
-          <w:rFonts w:hint="eastAsia" w:ascii="Times New Roman" w:hAnsi="Times New Roman" w:eastAsia="FangSong" w:cs="Times New Roman"/>
-        </w:rPr>
-        <w:t>答案</w:t>
-      </w:r>
-      <w:r>
-        <w:rPr>
-          <w:rFonts w:hint="eastAsia" w:ascii="Times New Roman" w:hAnsi="Times New Roman" w:eastAsia="Times New Roman" w:cs="Times New Roman"/>
-        </w:rPr>
-        <w:t>/</w:t>
-      </w:r>
-      <w:r>
-        <w:rPr>
-          <w:rFonts w:hint="eastAsia" w:ascii="Times New Roman" w:hAnsi="Times New Roman" w:eastAsia="FangSong" w:cs="Times New Roman"/>
-        </w:rPr>
-        <w:t>第</w:t>
-      </w:r>
-      <w:r>
-        <w:rPr>
-          <w:rFonts w:hint="eastAsia" w:ascii="Times New Roman" w:hAnsi="Times New Roman" w:eastAsia="Times New Roman" w:cs="Times New Roman"/>
-        </w:rPr>
-        <w:t>1</w:t>
-      </w:r>
-      <w:r>
-        <w:rPr>
-          <w:rFonts w:hint="eastAsia" w:ascii="Times New Roman" w:hAnsi="Times New Roman" w:eastAsia="FangSong" w:cs="Times New Roman"/>
-        </w:rPr>
-        <w:t>讲</w:t>
-      </w:r>
-      <w:r>
-        <w:rPr>
-          <w:rFonts w:hint="eastAsia" w:ascii="Times New Roman" w:hAnsi="Times New Roman" w:eastAsia="Times New Roman" w:cs="Times New Roman"/>
-        </w:rPr>
-        <w:t>-</w:t>
-      </w:r>
-      <w:r>
-        <w:rPr>
-          <w:rFonts w:hint="eastAsia" w:ascii="Times New Roman" w:hAnsi="Times New Roman" w:eastAsia="FangSong" w:cs="Times New Roman"/>
-        </w:rPr>
-        <w:t>反应方程式</w:t>
-      </w:r>
-      <w:r>
-        <w:rPr>
-          <w:rFonts w:hint="eastAsia" w:ascii="Times New Roman" w:hAnsi="Times New Roman" w:eastAsia="Times New Roman" w:cs="Times New Roman"/>
-        </w:rPr>
-        <w:t>-</w:t>
-      </w:r>
-      <w:r>
-        <w:rPr>
-          <w:rFonts w:hint="eastAsia" w:ascii="Times New Roman" w:hAnsi="Times New Roman" w:eastAsia="FangSong" w:cs="Times New Roman"/>
-        </w:rPr>
-        <w:t>答案</w:t>
-      </w:r>
-    </w:p>
-    <w:p>
-      <w:pPr>
         <w:spacing w:before="160" w:after="80"/>
       </w:pPr>
       <w:r>
@@ -14922,119 +13566,6 @@
     </w:p>
     <w:p>
       <w:pPr>
-        <w:pStyle w:val="BlockText"/>
-      </w:pPr>
-      <w:r>
-        <w:rPr>
-          <w:rFonts w:hint="eastAsia" w:ascii="Times New Roman" w:hAnsi="Times New Roman" w:eastAsia="FangSong" w:cs="Times New Roman"/>
-        </w:rPr>
-        <w:t xml:space="preserve">答案见</w:t>
-      </w:r>
-      <w:r>
-        <w:rPr>
-          <w:rFonts w:ascii="Times New Roman" w:hAnsi="Times New Roman" w:eastAsia="Times New Roman" w:cs="Times New Roman"/>
-        </w:rPr>
-        <w:t xml:space="preserve"> </w:t>
-      </w:r>
-      <w:r>
-        <w:rPr>
-          <w:rFonts w:hint="eastAsia" w:ascii="Times New Roman" w:hAnsi="Times New Roman" w:eastAsia="Times New Roman" w:cs="Times New Roman"/>
-        </w:rPr>
-        <w:t>04-</w:t>
-      </w:r>
-      <w:r>
-        <w:rPr>
-          <w:rFonts w:hint="eastAsia" w:ascii="Times New Roman" w:hAnsi="Times New Roman" w:eastAsia="FangSong" w:cs="Times New Roman"/>
-        </w:rPr>
-        <w:t>题库</w:t>
-      </w:r>
-      <w:r>
-        <w:rPr>
-          <w:rFonts w:hint="eastAsia" w:ascii="Times New Roman" w:hAnsi="Times New Roman" w:eastAsia="Times New Roman" w:cs="Times New Roman"/>
-        </w:rPr>
-        <w:t>/</w:t>
-      </w:r>
-      <w:r>
-        <w:rPr>
-          <w:rFonts w:hint="eastAsia" w:ascii="Times New Roman" w:hAnsi="Times New Roman" w:eastAsia="FangSong" w:cs="Times New Roman"/>
-        </w:rPr>
-        <w:t>教材习题</w:t>
-      </w:r>
-      <w:r>
-        <w:rPr>
-          <w:rFonts w:hint="eastAsia" w:ascii="Times New Roman" w:hAnsi="Times New Roman" w:eastAsia="Times New Roman" w:cs="Times New Roman"/>
-        </w:rPr>
-        <w:t>/</w:t>
-      </w:r>
-      <w:r>
-        <w:rPr>
-          <w:rFonts w:hint="eastAsia" w:ascii="Times New Roman" w:hAnsi="Times New Roman" w:eastAsia="FangSong" w:cs="Times New Roman"/>
-        </w:rPr>
-        <w:t>化学竞赛初赛讲义</w:t>
-      </w:r>
-      <w:r>
-        <w:rPr>
-          <w:rFonts w:hint="eastAsia" w:ascii="Times New Roman" w:hAnsi="Times New Roman" w:eastAsia="Times New Roman" w:cs="Times New Roman"/>
-        </w:rPr>
-        <w:t>/</w:t>
-      </w:r>
-      <w:r>
-        <w:rPr>
-          <w:rFonts w:hint="eastAsia" w:ascii="Times New Roman" w:hAnsi="Times New Roman" w:eastAsia="FangSong" w:cs="Times New Roman"/>
-        </w:rPr>
-        <w:t>答案</w:t>
-      </w:r>
-      <w:r>
-        <w:rPr>
-          <w:rFonts w:hint="eastAsia" w:ascii="Times New Roman" w:hAnsi="Times New Roman" w:eastAsia="Times New Roman" w:cs="Times New Roman"/>
-        </w:rPr>
-        <w:t>/</w:t>
-      </w:r>
-      <w:r>
-        <w:rPr>
-          <w:rFonts w:hint="eastAsia" w:ascii="Times New Roman" w:hAnsi="Times New Roman" w:eastAsia="FangSong" w:cs="Times New Roman"/>
-        </w:rPr>
-        <w:t>第</w:t>
-      </w:r>
-      <w:r>
-        <w:rPr>
-          <w:rFonts w:hint="eastAsia" w:ascii="Times New Roman" w:hAnsi="Times New Roman" w:eastAsia="Times New Roman" w:cs="Times New Roman"/>
-        </w:rPr>
-        <w:t>1</w:t>
-      </w:r>
-      <w:r>
-        <w:rPr>
-          <w:rFonts w:hint="eastAsia" w:ascii="Times New Roman" w:hAnsi="Times New Roman" w:eastAsia="FangSong" w:cs="Times New Roman"/>
-        </w:rPr>
-        <w:t>讲</w:t>
-      </w:r>
-      <w:r>
-        <w:rPr>
-          <w:rFonts w:hint="eastAsia" w:ascii="Times New Roman" w:hAnsi="Times New Roman" w:eastAsia="Times New Roman" w:cs="Times New Roman"/>
-        </w:rPr>
-        <w:t>-</w:t>
-      </w:r>
-      <w:r>
-        <w:rPr>
-          <w:rFonts w:hint="eastAsia" w:ascii="Times New Roman" w:hAnsi="Times New Roman" w:eastAsia="FangSong" w:cs="Times New Roman"/>
-        </w:rPr>
-        <w:t>反应方程式</w:t>
-      </w:r>
-      <w:r>
-        <w:rPr>
-          <w:rFonts w:hint="eastAsia" w:ascii="Times New Roman" w:hAnsi="Times New Roman" w:eastAsia="Times New Roman" w:cs="Times New Roman"/>
-        </w:rPr>
-        <w:t>-</w:t>
-      </w:r>
-      <w:r>
-        <w:rPr>
-          <w:rFonts w:hint="eastAsia" w:ascii="Times New Roman" w:hAnsi="Times New Roman" w:eastAsia="FangSong" w:cs="Times New Roman"/>
-        </w:rPr>
-        <w:t>答案</w:t>
-      </w:r>
-    </w:p>
-    <w:p>
-      <w:pPr>
         <w:spacing w:before="160" w:after="80"/>
       </w:pPr>
       <w:r>
@@ -16199,119 +14730,6 @@
           <w:rFonts w:ascii="Times New Roman" w:hAnsi="Times New Roman" w:eastAsia="Times New Roman" w:cs="Times New Roman"/>
         </w:rPr>
         <w:t xml:space="preserve">。</w:t>
-      </w:r>
-    </w:p>
-    <w:p>
-      <w:pPr>
-        <w:pStyle w:val="BlockText"/>
-      </w:pPr>
-      <w:r>
-        <w:rPr>
-          <w:rFonts w:hint="eastAsia" w:ascii="Times New Roman" w:hAnsi="Times New Roman" w:eastAsia="FangSong" w:cs="Times New Roman"/>
-        </w:rPr>
-        <w:t xml:space="preserve">答案见</w:t>
-      </w:r>
-      <w:r>
-        <w:rPr>
-          <w:rFonts w:ascii="Times New Roman" w:hAnsi="Times New Roman" w:eastAsia="Times New Roman" w:cs="Times New Roman"/>
-        </w:rPr>
-        <w:t xml:space="preserve"> </w:t>
-      </w:r>
-      <w:r>
-        <w:rPr>
-          <w:rFonts w:hint="eastAsia" w:ascii="Times New Roman" w:hAnsi="Times New Roman" w:eastAsia="Times New Roman" w:cs="Times New Roman"/>
-        </w:rPr>
-        <w:t>04-</w:t>
-      </w:r>
-      <w:r>
-        <w:rPr>
-          <w:rFonts w:hint="eastAsia" w:ascii="Times New Roman" w:hAnsi="Times New Roman" w:eastAsia="FangSong" w:cs="Times New Roman"/>
-        </w:rPr>
-        <w:t>题库</w:t>
-      </w:r>
-      <w:r>
-        <w:rPr>
-          <w:rFonts w:hint="eastAsia" w:ascii="Times New Roman" w:hAnsi="Times New Roman" w:eastAsia="Times New Roman" w:cs="Times New Roman"/>
-        </w:rPr>
-        <w:t>/</w:t>
-      </w:r>
-      <w:r>
-        <w:rPr>
-          <w:rFonts w:hint="eastAsia" w:ascii="Times New Roman" w:hAnsi="Times New Roman" w:eastAsia="FangSong" w:cs="Times New Roman"/>
-        </w:rPr>
-        <w:t>教材习题</w:t>
-      </w:r>
-      <w:r>
-        <w:rPr>
-          <w:rFonts w:hint="eastAsia" w:ascii="Times New Roman" w:hAnsi="Times New Roman" w:eastAsia="Times New Roman" w:cs="Times New Roman"/>
-        </w:rPr>
-        <w:t>/</w:t>
-      </w:r>
-      <w:r>
-        <w:rPr>
-          <w:rFonts w:hint="eastAsia" w:ascii="Times New Roman" w:hAnsi="Times New Roman" w:eastAsia="FangSong" w:cs="Times New Roman"/>
-        </w:rPr>
-        <w:t>化学竞赛初赛讲义</w:t>
-      </w:r>
-      <w:r>
-        <w:rPr>
-          <w:rFonts w:hint="eastAsia" w:ascii="Times New Roman" w:hAnsi="Times New Roman" w:eastAsia="Times New Roman" w:cs="Times New Roman"/>
-        </w:rPr>
-        <w:t>/</w:t>
-      </w:r>
-      <w:r>
-        <w:rPr>
-          <w:rFonts w:hint="eastAsia" w:ascii="Times New Roman" w:hAnsi="Times New Roman" w:eastAsia="FangSong" w:cs="Times New Roman"/>
-        </w:rPr>
-        <w:t>答案</w:t>
-      </w:r>
-      <w:r>
-        <w:rPr>
-          <w:rFonts w:hint="eastAsia" w:ascii="Times New Roman" w:hAnsi="Times New Roman" w:eastAsia="Times New Roman" w:cs="Times New Roman"/>
-        </w:rPr>
-        <w:t>/</w:t>
-      </w:r>
-      <w:r>
-        <w:rPr>
-          <w:rFonts w:hint="eastAsia" w:ascii="Times New Roman" w:hAnsi="Times New Roman" w:eastAsia="FangSong" w:cs="Times New Roman"/>
-        </w:rPr>
-        <w:t>第</w:t>
-      </w:r>
-      <w:r>
-        <w:rPr>
-          <w:rFonts w:hint="eastAsia" w:ascii="Times New Roman" w:hAnsi="Times New Roman" w:eastAsia="Times New Roman" w:cs="Times New Roman"/>
-        </w:rPr>
-        <w:t>1</w:t>
-      </w:r>
-      <w:r>
-        <w:rPr>
-          <w:rFonts w:hint="eastAsia" w:ascii="Times New Roman" w:hAnsi="Times New Roman" w:eastAsia="FangSong" w:cs="Times New Roman"/>
-        </w:rPr>
-        <w:t>讲</w:t>
-      </w:r>
-      <w:r>
-        <w:rPr>
-          <w:rFonts w:hint="eastAsia" w:ascii="Times New Roman" w:hAnsi="Times New Roman" w:eastAsia="Times New Roman" w:cs="Times New Roman"/>
-        </w:rPr>
-        <w:t>-</w:t>
-      </w:r>
-      <w:r>
-        <w:rPr>
-          <w:rFonts w:hint="eastAsia" w:ascii="Times New Roman" w:hAnsi="Times New Roman" w:eastAsia="FangSong" w:cs="Times New Roman"/>
-        </w:rPr>
-        <w:t>反应方程式</w:t>
-      </w:r>
-      <w:r>
-        <w:rPr>
-          <w:rFonts w:hint="eastAsia" w:ascii="Times New Roman" w:hAnsi="Times New Roman" w:eastAsia="Times New Roman" w:cs="Times New Roman"/>
-        </w:rPr>
-        <w:t>-</w:t>
-      </w:r>
-      <w:r>
-        <w:rPr>
-          <w:rFonts w:hint="eastAsia" w:ascii="Times New Roman" w:hAnsi="Times New Roman" w:eastAsia="FangSong" w:cs="Times New Roman"/>
-        </w:rPr>
-        <w:t>答案</w:t>
       </w:r>
     </w:p>
     <w:p>

--- a/00-首页/题组Word/第一轮·竞赛教材版/第一轮原理-9-方程式与离子反应-教师版.docx
+++ b/00-首页/题组Word/第一轮·竞赛教材版/第一轮原理-9-方程式与离子反应-教师版.docx
@@ -8518,68 +8518,18 @@
     </w:p>
     <w:p>
       <w:pPr>
+        <w:spacing w:before="160" w:after="80"/>
+      </w:pPr>
+      <w:r>
+        <w:pict>
+          <v:rect style="width:0;height:1.5pt" o:hralign="center" o:hrstd="t" o:hr="t"/>
+        </w:pict>
+      </w:r>
+    </w:p>
+    <w:p>
+      <w:pPr>
         <w:pStyle w:val="FirstParagraph"/>
       </w:pPr>
-      <w:r>
-        <w:rPr>
-          <w:rFonts w:ascii="Times New Roman" w:hAnsi="Times New Roman" w:eastAsia="Times New Roman" w:cs="Times New Roman"/>
-        </w:rPr>
-        <w:t xml:space="preserve">used_in:</w:t>
-      </w:r>
-      <w:r>
-        <w:rPr>
-          <w:rFonts w:ascii="Times New Roman" w:hAnsi="Times New Roman" w:eastAsia="Times New Roman" w:cs="Times New Roman"/>
-        </w:rPr>
-        <w:t xml:space="preserve"> </w:t>
-      </w:r>
-      <w:r>
-        <w:rPr>
-          <w:rFonts w:hint="eastAsia" w:ascii="Times New Roman" w:hAnsi="Times New Roman" w:eastAsia="Times New Roman" w:cs="Times New Roman"/>
-        </w:rPr>
-        <w:t>“</w:t>
-      </w:r>
-      <w:r>
-        <w:rPr>
-          <w:rFonts w:hint="eastAsia" w:ascii="Times New Roman" w:hAnsi="Times New Roman" w:eastAsia="FangSong" w:cs="Times New Roman"/>
-        </w:rPr>
-        <w:t>第二轮习题集</w:t>
-      </w:r>
-      <w:r>
-        <w:rPr>
-          <w:rFonts w:hint="eastAsia" w:ascii="Times New Roman" w:hAnsi="Times New Roman" w:eastAsia="Times New Roman" w:cs="Times New Roman"/>
-        </w:rPr>
-        <w:t>-</w:t>
-      </w:r>
-      <w:r>
-        <w:rPr>
-          <w:rFonts w:hint="eastAsia" w:ascii="Times New Roman" w:hAnsi="Times New Roman" w:eastAsia="FangSong" w:cs="Times New Roman"/>
-        </w:rPr>
-        <w:t>元素与分析二</w:t>
-      </w:r>
-      <w:r>
-        <w:rPr>
-          <w:rFonts w:hint="eastAsia" w:ascii="Times New Roman" w:hAnsi="Times New Roman" w:eastAsia="Times New Roman" w:cs="Times New Roman"/>
-        </w:rPr>
-        <w:t>”</w:t>
-      </w:r>
-      <w:r>
-        <w:rPr>
-          <w:rFonts w:ascii="Times New Roman" w:hAnsi="Times New Roman" w:eastAsia="Times New Roman" w:cs="Times New Roman"/>
-        </w:rPr>
-        <w:t xml:space="preserve"> </w:t>
-      </w:r>
-      <w:r>
-        <w:rPr>
-          <w:rFonts w:ascii="Times New Roman" w:hAnsi="Times New Roman" w:eastAsia="Times New Roman" w:cs="Times New Roman"/>
-        </w:rPr>
-        <w:t xml:space="preserve">___</w:t>
-      </w:r>
-      <w:r>
-        <w:rPr>
-          <w:rFonts w:ascii="Times New Roman" w:hAnsi="Times New Roman" w:eastAsia="Times New Roman" w:cs="Times New Roman"/>
-        </w:rPr>
-        <w:t xml:space="preserve"> </w:t>
-      </w:r>
       <w:r>
         <w:rPr>
           <w:rFonts w:ascii="Times New Roman" w:hAnsi="Times New Roman" w:eastAsia="Times New Roman" w:cs="Times New Roman"/>
